--- a/docx/03-direccionamiento-ip/boletin-U03-packettracer.docx
+++ b/docx/03-direccionamiento-ip/boletin-U03-packettracer.docx
@@ -15,9 +15,6 @@
             <w:pStyle w:val="TOCHeading"/>
           </w:pPr>
           <w:r>
-            <w:rPr>
-              <w:lang w:val="es-ES"/>
-            </w:rPr>
             <w:t xml:space="preserve">Table of Contents</w:t>
           </w:r>
         </w:p>
@@ -37,9 +34,6 @@
         <w:pStyle w:val="Heading1"/>
       </w:pPr>
       <w:r>
-        <w:rPr>
-          <w:lang w:val="es-ES"/>
-        </w:rPr>
         <w:t xml:space="preserve">Boletín UD3 — Packet Tracer</w:t>
       </w:r>
     </w:p>
@@ -50,9 +44,6 @@
         <w:pStyle w:val="Heading1"/>
       </w:pPr>
       <w:r>
-        <w:rPr>
-          <w:lang w:val="es-ES"/>
-        </w:rPr>
         <w:t xml:space="preserve">🖥️ Boletín UD3 — Packet Tracer</w:t>
       </w:r>
     </w:p>
@@ -64,46 +55,29 @@
         <w:rPr>
           <w:b/>
           <w:bCs/>
-          <w:lang w:val="es-ES"/>
         </w:rPr>
         <w:t xml:space="preserve">Variante práctica de nivel único</w:t>
       </w:r>
       <w:r>
-        <w:rPr>
-          <w:lang w:val="es-ES"/>
-        </w:rPr>
-        <w:t xml:space="preserve"> </w:t>
-      </w:r>
-      <w:r>
-        <w:rPr>
-          <w:lang w:val="es-ES"/>
-        </w:rPr>
+        <w:t xml:space="preserve"> </w:t>
+      </w:r>
+      <w:r>
         <w:t xml:space="preserve">(no es el par inicial/avanzado). Ocho micro-prácticas de baja dificultad en</w:t>
       </w:r>
       <w:r>
-        <w:rPr>
-          <w:lang w:val="es-ES"/>
-        </w:rPr>
         <w:t xml:space="preserve"> </w:t>
       </w:r>
       <w:r>
         <w:rPr>
           <w:b/>
           <w:bCs/>
-          <w:lang w:val="es-ES"/>
         </w:rPr>
         <w:t xml:space="preserve">Packet Tracer</w:t>
       </w:r>
       <w:r>
-        <w:rPr>
-          <w:lang w:val="es-ES"/>
-        </w:rPr>
-        <w:t xml:space="preserve"> </w:t>
-      </w:r>
-      <w:r>
-        <w:rPr>
-          <w:lang w:val="es-ES"/>
-        </w:rPr>
+        <w:t xml:space="preserve"> </w:t>
+      </w:r>
+      <w:r>
         <w:t xml:space="preserve">para que el direccionamiento deje de ser magia: IPs estáticas, DHCP en router, APIPA, un poco de Wireshark (DORA y ARP) y un cierre con IPv6. Ideal tras leer los puntos 1–8 y 16 de la unidad.</w:t>
       </w:r>
     </w:p>
@@ -112,61 +86,38 @@
         <w:pStyle w:val="BlockText"/>
       </w:pPr>
       <w:r>
-        <w:rPr>
-          <w:lang w:val="es-ES"/>
-        </w:rPr>
         <w:t xml:space="preserve">🧰</w:t>
       </w:r>
       <w:r>
-        <w:rPr>
-          <w:lang w:val="es-ES"/>
-        </w:rPr>
         <w:t xml:space="preserve"> </w:t>
       </w:r>
       <w:r>
         <w:rPr>
           <w:b/>
           <w:bCs/>
-          <w:lang w:val="es-ES"/>
         </w:rPr>
         <w:t xml:space="preserve">Requisitos:</w:t>
       </w:r>
       <w:r>
-        <w:rPr>
-          <w:lang w:val="es-ES"/>
-        </w:rPr>
-        <w:t xml:space="preserve"> </w:t>
-      </w:r>
-      <w:r>
-        <w:rPr>
-          <w:lang w:val="es-ES"/>
-        </w:rPr>
+        <w:t xml:space="preserve"> </w:t>
+      </w:r>
+      <w:r>
         <w:t xml:space="preserve">Cisco Packet Tracer. Wireshark opcional (si no, usa</w:t>
       </w:r>
       <w:r>
-        <w:rPr>
-          <w:lang w:val="es-ES"/>
-        </w:rPr>
         <w:t xml:space="preserve"> </w:t>
       </w:r>
       <w:r>
         <w:rPr>
           <w:i/>
           <w:iCs/>
-          <w:lang w:val="es-ES"/>
         </w:rPr>
         <w:t xml:space="preserve">Simulation mode</w:t>
       </w:r>
       <w:r>
-        <w:rPr>
-          <w:lang w:val="es-ES"/>
-        </w:rPr>
-        <w:t xml:space="preserve"> </w:t>
-      </w:r>
-      <w:r>
-        <w:rPr>
-          <w:lang w:val="es-ES"/>
-        </w:rPr>
+        <w:t xml:space="preserve"> </w:t>
+      </w:r>
+      <w:r>
         <w:t xml:space="preserve">y los PDU details de PT).</w:t>
       </w:r>
     </w:p>
@@ -183,9 +134,6 @@
         <w:pStyle w:val="Heading2"/>
       </w:pPr>
       <w:r>
-        <w:rPr>
-          <w:lang w:val="es-ES"/>
-        </w:rPr>
         <w:t xml:space="preserve">1. IP estática: vecinos en la misma subred</w:t>
       </w:r>
     </w:p>
@@ -194,148 +142,91 @@
         <w:pStyle w:val="FirstParagraph"/>
       </w:pPr>
       <w:r>
-        <w:rPr>
-          <w:lang w:val="es-ES"/>
-        </w:rPr>
         <w:t xml:space="preserve">Monta</w:t>
       </w:r>
       <w:r>
-        <w:rPr>
-          <w:lang w:val="es-ES"/>
-        </w:rPr>
         <w:t xml:space="preserve"> </w:t>
       </w:r>
       <w:r>
         <w:rPr>
           <w:b/>
           <w:bCs/>
-          <w:lang w:val="es-ES"/>
         </w:rPr>
         <w:t xml:space="preserve">2 PCs + 1 switch</w:t>
       </w:r>
       <w:r>
-        <w:rPr>
-          <w:lang w:val="es-ES"/>
-        </w:rPr>
         <w:t xml:space="preserve">. Asigna</w:t>
       </w:r>
       <w:r>
-        <w:rPr>
-          <w:lang w:val="es-ES"/>
-        </w:rPr>
-        <w:t xml:space="preserve"> </w:t>
-      </w:r>
-      <w:r>
-        <w:rPr>
-          <w:rStyle w:val="VerbatimChar"/>
-          <w:lang w:val="es-ES"/>
+        <w:t xml:space="preserve"> </w:t>
+      </w:r>
+      <w:r>
+        <w:rPr>
+          <w:rStyle w:val="VerbatimChar"/>
         </w:rPr>
         <w:t xml:space="preserve">PC0 → 192.168.10.10/24</w:t>
       </w:r>
       <w:r>
-        <w:rPr>
-          <w:lang w:val="es-ES"/>
-        </w:rPr>
-        <w:t xml:space="preserve"> </w:t>
-      </w:r>
-      <w:r>
-        <w:rPr>
-          <w:lang w:val="es-ES"/>
-        </w:rPr>
+        <w:t xml:space="preserve"> </w:t>
+      </w:r>
+      <w:r>
         <w:t xml:space="preserve">y</w:t>
       </w:r>
       <w:r>
-        <w:rPr>
-          <w:lang w:val="es-ES"/>
-        </w:rPr>
-        <w:t xml:space="preserve"> </w:t>
-      </w:r>
-      <w:r>
-        <w:rPr>
-          <w:rStyle w:val="VerbatimChar"/>
-          <w:lang w:val="es-ES"/>
+        <w:t xml:space="preserve"> </w:t>
+      </w:r>
+      <w:r>
+        <w:rPr>
+          <w:rStyle w:val="VerbatimChar"/>
         </w:rPr>
         <w:t xml:space="preserve">PC1 → 192.168.10.11/24</w:t>
       </w:r>
       <w:r>
-        <w:rPr>
-          <w:lang w:val="es-ES"/>
-        </w:rPr>
-        <w:t xml:space="preserve"> </w:t>
-      </w:r>
-      <w:r>
-        <w:rPr>
-          <w:lang w:val="es-ES"/>
-        </w:rPr>
+        <w:t xml:space="preserve"> </w:t>
+      </w:r>
+      <w:r>
         <w:t xml:space="preserve">(IP, máscara y gateway en blanco por ahora). Haz</w:t>
       </w:r>
       <w:r>
-        <w:rPr>
-          <w:lang w:val="es-ES"/>
-        </w:rPr>
-        <w:t xml:space="preserve"> </w:t>
-      </w:r>
-      <w:r>
-        <w:rPr>
-          <w:rStyle w:val="VerbatimChar"/>
-          <w:lang w:val="es-ES"/>
+        <w:t xml:space="preserve"> </w:t>
+      </w:r>
+      <w:r>
+        <w:rPr>
+          <w:rStyle w:val="VerbatimChar"/>
         </w:rPr>
         <w:t xml:space="preserve">ping</w:t>
       </w:r>
       <w:r>
-        <w:rPr>
-          <w:lang w:val="es-ES"/>
-        </w:rPr>
-        <w:t xml:space="preserve"> </w:t>
-      </w:r>
-      <w:r>
-        <w:rPr>
-          <w:lang w:val="es-ES"/>
-        </w:rPr>
+        <w:t xml:space="preserve"> </w:t>
+      </w:r>
+      <w:r>
         <w:t xml:space="preserve">de</w:t>
       </w:r>
       <w:r>
-        <w:rPr>
-          <w:lang w:val="es-ES"/>
-        </w:rPr>
-        <w:t xml:space="preserve"> </w:t>
-      </w:r>
-      <w:r>
-        <w:rPr>
-          <w:rStyle w:val="VerbatimChar"/>
-          <w:lang w:val="es-ES"/>
+        <w:t xml:space="preserve"> </w:t>
+      </w:r>
+      <w:r>
+        <w:rPr>
+          <w:rStyle w:val="VerbatimChar"/>
         </w:rPr>
         <w:t xml:space="preserve">PC0</w:t>
       </w:r>
       <w:r>
-        <w:rPr>
-          <w:lang w:val="es-ES"/>
-        </w:rPr>
-        <w:t xml:space="preserve"> </w:t>
-      </w:r>
-      <w:r>
-        <w:rPr>
-          <w:lang w:val="es-ES"/>
-        </w:rPr>
+        <w:t xml:space="preserve"> </w:t>
+      </w:r>
+      <w:r>
         <w:t xml:space="preserve">a</w:t>
       </w:r>
       <w:r>
-        <w:rPr>
-          <w:lang w:val="es-ES"/>
-        </w:rPr>
-        <w:t xml:space="preserve"> </w:t>
-      </w:r>
-      <w:r>
-        <w:rPr>
-          <w:rStyle w:val="VerbatimChar"/>
-          <w:lang w:val="es-ES"/>
+        <w:t xml:space="preserve"> </w:t>
+      </w:r>
+      <w:r>
+        <w:rPr>
+          <w:rStyle w:val="VerbatimChar"/>
         </w:rPr>
         <w:t xml:space="preserve">PC1</w:t>
       </w:r>
       <w:r>
-        <w:rPr>
-          <w:lang w:val="es-ES"/>
-        </w:rPr>
         <w:t xml:space="preserve">.</w:t>
       </w:r>
     </w:p>
@@ -344,35 +235,22 @@
         <w:pStyle w:val="BlockText"/>
       </w:pPr>
       <w:r>
-        <w:rPr>
-          <w:lang w:val="es-ES"/>
-        </w:rPr>
         <w:t xml:space="preserve">💡</w:t>
       </w:r>
       <w:r>
-        <w:rPr>
-          <w:lang w:val="es-ES"/>
-        </w:rPr>
         <w:t xml:space="preserve"> </w:t>
       </w:r>
       <w:r>
         <w:rPr>
           <w:b/>
           <w:bCs/>
-          <w:lang w:val="es-ES"/>
         </w:rPr>
         <w:t xml:space="preserve">Pista:</w:t>
       </w:r>
       <w:r>
-        <w:rPr>
-          <w:lang w:val="es-ES"/>
-        </w:rPr>
-        <w:t xml:space="preserve"> </w:t>
-      </w:r>
-      <w:r>
-        <w:rPr>
-          <w:lang w:val="es-ES"/>
-        </w:rPr>
+        <w:t xml:space="preserve"> </w:t>
+      </w:r>
+      <w:r>
         <w:t xml:space="preserve">si el primer ping pierde un paquete, espera y repite: suele ser el ARP.</w:t>
       </w:r>
     </w:p>
@@ -383,9 +261,6 @@
         <w:pStyle w:val="Heading2"/>
       </w:pPr>
       <w:r>
-        <w:rPr>
-          <w:lang w:val="es-ES"/>
-        </w:rPr>
         <w:t xml:space="preserve">2. Fallo intencionado: máscara que no toca</w:t>
       </w:r>
     </w:p>
@@ -394,134 +269,81 @@
         <w:pStyle w:val="FirstParagraph"/>
       </w:pPr>
       <w:r>
-        <w:rPr>
-          <w:lang w:val="es-ES"/>
-        </w:rPr>
         <w:t xml:space="preserve">Con la misma topología, cambia la máscara de</w:t>
       </w:r>
       <w:r>
-        <w:rPr>
-          <w:lang w:val="es-ES"/>
-        </w:rPr>
-        <w:t xml:space="preserve"> </w:t>
-      </w:r>
-      <w:r>
-        <w:rPr>
-          <w:rStyle w:val="VerbatimChar"/>
-          <w:lang w:val="es-ES"/>
+        <w:t xml:space="preserve"> </w:t>
+      </w:r>
+      <w:r>
+        <w:rPr>
+          <w:rStyle w:val="VerbatimChar"/>
         </w:rPr>
         <w:t xml:space="preserve">PC1</w:t>
       </w:r>
       <w:r>
-        <w:rPr>
-          <w:lang w:val="es-ES"/>
-        </w:rPr>
-        <w:t xml:space="preserve"> </w:t>
-      </w:r>
-      <w:r>
-        <w:rPr>
-          <w:lang w:val="es-ES"/>
-        </w:rPr>
+        <w:t xml:space="preserve"> </w:t>
+      </w:r>
+      <w:r>
         <w:t xml:space="preserve">a</w:t>
       </w:r>
       <w:r>
-        <w:rPr>
-          <w:lang w:val="es-ES"/>
-        </w:rPr>
-        <w:t xml:space="preserve"> </w:t>
-      </w:r>
-      <w:r>
-        <w:rPr>
-          <w:rStyle w:val="VerbatimChar"/>
-          <w:lang w:val="es-ES"/>
+        <w:t xml:space="preserve"> </w:t>
+      </w:r>
+      <w:r>
+        <w:rPr>
+          <w:rStyle w:val="VerbatimChar"/>
         </w:rPr>
         <w:t xml:space="preserve">255.255.255.128</w:t>
       </w:r>
       <w:r>
-        <w:rPr>
-          <w:lang w:val="es-ES"/>
-        </w:rPr>
-        <w:t xml:space="preserve"> </w:t>
-      </w:r>
-      <w:r>
-        <w:rPr>
-          <w:lang w:val="es-ES"/>
-        </w:rPr>
+        <w:t xml:space="preserve"> </w:t>
+      </w:r>
+      <w:r>
         <w:t xml:space="preserve">(/25) sin mover la IP. Vuelve a hacer</w:t>
       </w:r>
       <w:r>
-        <w:rPr>
-          <w:lang w:val="es-ES"/>
-        </w:rPr>
-        <w:t xml:space="preserve"> </w:t>
-      </w:r>
-      <w:r>
-        <w:rPr>
-          <w:rStyle w:val="VerbatimChar"/>
-          <w:lang w:val="es-ES"/>
+        <w:t xml:space="preserve"> </w:t>
+      </w:r>
+      <w:r>
+        <w:rPr>
+          <w:rStyle w:val="VerbatimChar"/>
         </w:rPr>
         <w:t xml:space="preserve">ping</w:t>
       </w:r>
       <w:r>
-        <w:rPr>
-          <w:lang w:val="es-ES"/>
-        </w:rPr>
-        <w:t xml:space="preserve"> </w:t>
-      </w:r>
-      <w:r>
-        <w:rPr>
-          <w:lang w:val="es-ES"/>
-        </w:rPr>
+        <w:t xml:space="preserve"> </w:t>
+      </w:r>
+      <w:r>
         <w:t xml:space="preserve">de</w:t>
       </w:r>
       <w:r>
-        <w:rPr>
-          <w:lang w:val="es-ES"/>
-        </w:rPr>
-        <w:t xml:space="preserve"> </w:t>
-      </w:r>
-      <w:r>
-        <w:rPr>
-          <w:rStyle w:val="VerbatimChar"/>
-          <w:lang w:val="es-ES"/>
+        <w:t xml:space="preserve"> </w:t>
+      </w:r>
+      <w:r>
+        <w:rPr>
+          <w:rStyle w:val="VerbatimChar"/>
         </w:rPr>
         <w:t xml:space="preserve">PC0</w:t>
       </w:r>
       <w:r>
-        <w:rPr>
-          <w:lang w:val="es-ES"/>
-        </w:rPr>
-        <w:t xml:space="preserve"> </w:t>
-      </w:r>
-      <w:r>
-        <w:rPr>
-          <w:lang w:val="es-ES"/>
-        </w:rPr>
+        <w:t xml:space="preserve"> </w:t>
+      </w:r>
+      <w:r>
         <w:t xml:space="preserve">a</w:t>
       </w:r>
       <w:r>
-        <w:rPr>
-          <w:lang w:val="es-ES"/>
-        </w:rPr>
-        <w:t xml:space="preserve"> </w:t>
-      </w:r>
-      <w:r>
-        <w:rPr>
-          <w:rStyle w:val="VerbatimChar"/>
-          <w:lang w:val="es-ES"/>
+        <w:t xml:space="preserve"> </w:t>
+      </w:r>
+      <w:r>
+        <w:rPr>
+          <w:rStyle w:val="VerbatimChar"/>
         </w:rPr>
         <w:t xml:space="preserve">PC1</w:t>
       </w:r>
       <w:r>
-        <w:rPr>
-          <w:lang w:val="es-ES"/>
-        </w:rPr>
-        <w:t xml:space="preserve"> </w:t>
-      </w:r>
-      <w:r>
-        <w:rPr>
-          <w:lang w:val="es-ES"/>
-        </w:rPr>
+        <w:t xml:space="preserve"> </w:t>
+      </w:r>
+      <w:r>
         <w:t xml:space="preserve">y explica por qué (o por qué no) responde.</w:t>
       </w:r>
     </w:p>
@@ -530,35 +352,22 @@
         <w:pStyle w:val="BlockText"/>
       </w:pPr>
       <w:r>
-        <w:rPr>
-          <w:lang w:val="es-ES"/>
-        </w:rPr>
         <w:t xml:space="preserve">💡</w:t>
       </w:r>
       <w:r>
-        <w:rPr>
-          <w:lang w:val="es-ES"/>
-        </w:rPr>
         <w:t xml:space="preserve"> </w:t>
       </w:r>
       <w:r>
         <w:rPr>
           <w:b/>
           <w:bCs/>
-          <w:lang w:val="es-ES"/>
         </w:rPr>
         <w:t xml:space="preserve">Pista:</w:t>
       </w:r>
       <w:r>
-        <w:rPr>
-          <w:lang w:val="es-ES"/>
-        </w:rPr>
-        <w:t xml:space="preserve"> </w:t>
-      </w:r>
-      <w:r>
-        <w:rPr>
-          <w:lang w:val="es-ES"/>
-        </w:rPr>
+        <w:t xml:space="preserve"> </w:t>
+      </w:r>
+      <w:r>
         <w:t xml:space="preserve">calcula la red de cada uno con la operación AND. ¿Siguen siendo vecinos?</w:t>
       </w:r>
     </w:p>
@@ -569,9 +378,6 @@
         <w:pStyle w:val="Heading2"/>
       </w:pPr>
       <w:r>
-        <w:rPr>
-          <w:lang w:val="es-ES"/>
-        </w:rPr>
         <w:t xml:space="preserve">3. Dos subredes, cero routers</w:t>
       </w:r>
     </w:p>
@@ -580,128 +386,78 @@
         <w:pStyle w:val="FirstParagraph"/>
       </w:pPr>
       <w:r>
-        <w:rPr>
-          <w:lang w:val="es-ES"/>
-        </w:rPr>
         <w:t xml:space="preserve">Usa</w:t>
       </w:r>
       <w:r>
-        <w:rPr>
-          <w:lang w:val="es-ES"/>
-        </w:rPr>
-        <w:t xml:space="preserve"> </w:t>
-      </w:r>
-      <w:r>
-        <w:rPr>
-          <w:rStyle w:val="VerbatimChar"/>
-          <w:lang w:val="es-ES"/>
+        <w:t xml:space="preserve"> </w:t>
+      </w:r>
+      <w:r>
+        <w:rPr>
+          <w:rStyle w:val="VerbatimChar"/>
         </w:rPr>
         <w:t xml:space="preserve">192.168.10.0/24</w:t>
       </w:r>
       <w:r>
-        <w:rPr>
-          <w:lang w:val="es-ES"/>
-        </w:rPr>
-        <w:t xml:space="preserve"> </w:t>
-      </w:r>
-      <w:r>
-        <w:rPr>
-          <w:lang w:val="es-ES"/>
-        </w:rPr>
+        <w:t xml:space="preserve"> </w:t>
+      </w:r>
+      <w:r>
         <w:t xml:space="preserve">en</w:t>
       </w:r>
       <w:r>
-        <w:rPr>
-          <w:lang w:val="es-ES"/>
-        </w:rPr>
-        <w:t xml:space="preserve"> </w:t>
-      </w:r>
-      <w:r>
-        <w:rPr>
-          <w:rStyle w:val="VerbatimChar"/>
-          <w:lang w:val="es-ES"/>
+        <w:t xml:space="preserve"> </w:t>
+      </w:r>
+      <w:r>
+        <w:rPr>
+          <w:rStyle w:val="VerbatimChar"/>
         </w:rPr>
         <w:t xml:space="preserve">PC0</w:t>
       </w:r>
       <w:r>
-        <w:rPr>
-          <w:lang w:val="es-ES"/>
-        </w:rPr>
-        <w:t xml:space="preserve"> </w:t>
-      </w:r>
-      <w:r>
-        <w:rPr>
-          <w:lang w:val="es-ES"/>
-        </w:rPr>
+        <w:t xml:space="preserve"> </w:t>
+      </w:r>
+      <w:r>
         <w:t xml:space="preserve">y</w:t>
       </w:r>
       <w:r>
-        <w:rPr>
-          <w:lang w:val="es-ES"/>
-        </w:rPr>
-        <w:t xml:space="preserve"> </w:t>
-      </w:r>
-      <w:r>
-        <w:rPr>
-          <w:rStyle w:val="VerbatimChar"/>
-          <w:lang w:val="es-ES"/>
+        <w:t xml:space="preserve"> </w:t>
+      </w:r>
+      <w:r>
+        <w:rPr>
+          <w:rStyle w:val="VerbatimChar"/>
         </w:rPr>
         <w:t xml:space="preserve">192.168.20.0/24</w:t>
       </w:r>
       <w:r>
-        <w:rPr>
-          <w:lang w:val="es-ES"/>
-        </w:rPr>
-        <w:t xml:space="preserve"> </w:t>
-      </w:r>
-      <w:r>
-        <w:rPr>
-          <w:lang w:val="es-ES"/>
-        </w:rPr>
+        <w:t xml:space="preserve"> </w:t>
+      </w:r>
+      <w:r>
         <w:t xml:space="preserve">en</w:t>
       </w:r>
       <w:r>
-        <w:rPr>
-          <w:lang w:val="es-ES"/>
-        </w:rPr>
-        <w:t xml:space="preserve"> </w:t>
-      </w:r>
-      <w:r>
-        <w:rPr>
-          <w:rStyle w:val="VerbatimChar"/>
-          <w:lang w:val="es-ES"/>
+        <w:t xml:space="preserve"> </w:t>
+      </w:r>
+      <w:r>
+        <w:rPr>
+          <w:rStyle w:val="VerbatimChar"/>
         </w:rPr>
         <w:t xml:space="preserve">PC1</w:t>
       </w:r>
       <w:r>
-        <w:rPr>
-          <w:lang w:val="es-ES"/>
-        </w:rPr>
-        <w:t xml:space="preserve"> </w:t>
-      </w:r>
-      <w:r>
-        <w:rPr>
-          <w:lang w:val="es-ES"/>
-        </w:rPr>
+        <w:t xml:space="preserve"> </w:t>
+      </w:r>
+      <w:r>
         <w:t xml:space="preserve">(misma capa 2, sin router). Intenta un</w:t>
       </w:r>
       <w:r>
-        <w:rPr>
-          <w:lang w:val="es-ES"/>
-        </w:rPr>
-        <w:t xml:space="preserve"> </w:t>
-      </w:r>
-      <w:r>
-        <w:rPr>
-          <w:rStyle w:val="VerbatimChar"/>
-          <w:lang w:val="es-ES"/>
+        <w:t xml:space="preserve"> </w:t>
+      </w:r>
+      <w:r>
+        <w:rPr>
+          <w:rStyle w:val="VerbatimChar"/>
         </w:rPr>
         <w:t xml:space="preserve">ping</w:t>
       </w:r>
       <w:r>
-        <w:rPr>
-          <w:lang w:val="es-ES"/>
-        </w:rPr>
         <w:t xml:space="preserve">. ¿Funciona? ¿Qué ruta intentaría usar cada PC para llegar al otro?</w:t>
       </w:r>
     </w:p>
@@ -710,73 +466,46 @@
         <w:pStyle w:val="BlockText"/>
       </w:pPr>
       <w:r>
-        <w:rPr>
-          <w:lang w:val="es-ES"/>
-        </w:rPr>
         <w:t xml:space="preserve">💡</w:t>
       </w:r>
       <w:r>
-        <w:rPr>
-          <w:lang w:val="es-ES"/>
-        </w:rPr>
         <w:t xml:space="preserve"> </w:t>
       </w:r>
       <w:r>
         <w:rPr>
           <w:b/>
           <w:bCs/>
-          <w:lang w:val="es-ES"/>
         </w:rPr>
         <w:t xml:space="preserve">Pista:</w:t>
       </w:r>
       <w:r>
-        <w:rPr>
-          <w:lang w:val="es-ES"/>
-        </w:rPr>
-        <w:t xml:space="preserve"> </w:t>
-      </w:r>
-      <w:r>
-        <w:rPr>
-          <w:lang w:val="es-ES"/>
-        </w:rPr>
+        <w:t xml:space="preserve"> </w:t>
+      </w:r>
+      <w:r>
         <w:t xml:space="preserve">mira la tabla de rutas (</w:t>
       </w:r>
       <w:r>
         <w:rPr>
           <w:rStyle w:val="VerbatimChar"/>
-          <w:lang w:val="es-ES"/>
         </w:rPr>
         <w:t xml:space="preserve">route print</w:t>
       </w:r>
       <w:r>
-        <w:rPr>
-          <w:lang w:val="es-ES"/>
-        </w:rPr>
-        <w:t xml:space="preserve"> </w:t>
-      </w:r>
-      <w:r>
-        <w:rPr>
-          <w:lang w:val="es-ES"/>
-        </w:rPr>
+        <w:t xml:space="preserve"> </w:t>
+      </w:r>
+      <w:r>
         <w:t xml:space="preserve">en Windows /</w:t>
       </w:r>
       <w:r>
-        <w:rPr>
-          <w:lang w:val="es-ES"/>
-        </w:rPr>
-        <w:t xml:space="preserve"> </w:t>
-      </w:r>
-      <w:r>
-        <w:rPr>
-          <w:rStyle w:val="VerbatimChar"/>
-          <w:lang w:val="es-ES"/>
+        <w:t xml:space="preserve"> </w:t>
+      </w:r>
+      <w:r>
+        <w:rPr>
+          <w:rStyle w:val="VerbatimChar"/>
         </w:rPr>
         <w:t xml:space="preserve">netstat -r</w:t>
       </w:r>
       <w:r>
-        <w:rPr>
-          <w:lang w:val="es-ES"/>
-        </w:rPr>
         <w:t xml:space="preserve">) y piensa en el dominio de broadcast.</w:t>
       </w:r>
     </w:p>
@@ -787,9 +516,6 @@
         <w:pStyle w:val="Heading2"/>
       </w:pPr>
       <w:r>
-        <w:rPr>
-          <w:lang w:val="es-ES"/>
-        </w:rPr>
         <w:t xml:space="preserve">4. DHCP en el router Cisco</w:t>
       </w:r>
     </w:p>
@@ -798,111 +524,68 @@
         <w:pStyle w:val="FirstParagraph"/>
       </w:pPr>
       <w:r>
-        <w:rPr>
-          <w:lang w:val="es-ES"/>
-        </w:rPr>
         <w:t xml:space="preserve">Añade un</w:t>
       </w:r>
       <w:r>
-        <w:rPr>
-          <w:lang w:val="es-ES"/>
-        </w:rPr>
         <w:t xml:space="preserve"> </w:t>
       </w:r>
       <w:r>
         <w:rPr>
           <w:b/>
           <w:bCs/>
-          <w:lang w:val="es-ES"/>
         </w:rPr>
         <w:t xml:space="preserve">Router</w:t>
       </w:r>
       <w:r>
-        <w:rPr>
-          <w:lang w:val="es-ES"/>
-        </w:rPr>
-        <w:t xml:space="preserve"> </w:t>
-      </w:r>
-      <w:r>
-        <w:rPr>
-          <w:lang w:val="es-ES"/>
-        </w:rPr>
+        <w:t xml:space="preserve"> </w:t>
+      </w:r>
+      <w:r>
         <w:t xml:space="preserve">al switch, conecta G0/0 a la red, dale</w:t>
       </w:r>
       <w:r>
-        <w:rPr>
-          <w:lang w:val="es-ES"/>
-        </w:rPr>
-        <w:t xml:space="preserve"> </w:t>
-      </w:r>
-      <w:r>
-        <w:rPr>
-          <w:rStyle w:val="VerbatimChar"/>
-          <w:lang w:val="es-ES"/>
+        <w:t xml:space="preserve"> </w:t>
+      </w:r>
+      <w:r>
+        <w:rPr>
+          <w:rStyle w:val="VerbatimChar"/>
         </w:rPr>
         <w:t xml:space="preserve">192.168.10.1/24</w:t>
       </w:r>
       <w:r>
-        <w:rPr>
-          <w:lang w:val="es-ES"/>
-        </w:rPr>
-        <w:t xml:space="preserve"> </w:t>
-      </w:r>
-      <w:r>
-        <w:rPr>
-          <w:lang w:val="es-ES"/>
-        </w:rPr>
+        <w:t xml:space="preserve"> </w:t>
+      </w:r>
+      <w:r>
         <w:t xml:space="preserve">a esa interfaz y configura un pool DHCP en el router (network, default-router, dns-server). Pon las PCs en</w:t>
       </w:r>
       <w:r>
-        <w:rPr>
-          <w:lang w:val="es-ES"/>
-        </w:rPr>
         <w:t xml:space="preserve"> </w:t>
       </w:r>
       <w:r>
         <w:rPr>
           <w:b/>
           <w:bCs/>
-          <w:lang w:val="es-ES"/>
         </w:rPr>
         <w:t xml:space="preserve">DHCP</w:t>
       </w:r>
       <w:r>
-        <w:rPr>
-          <w:lang w:val="es-ES"/>
-        </w:rPr>
-        <w:t xml:space="preserve"> </w:t>
-      </w:r>
-      <w:r>
-        <w:rPr>
-          <w:lang w:val="es-ES"/>
-        </w:rPr>
+        <w:t xml:space="preserve"> </w:t>
+      </w:r>
+      <w:r>
         <w:t xml:space="preserve">y comprueba con</w:t>
       </w:r>
       <w:r>
-        <w:rPr>
-          <w:lang w:val="es-ES"/>
-        </w:rPr>
-        <w:t xml:space="preserve"> </w:t>
-      </w:r>
-      <w:r>
-        <w:rPr>
-          <w:rStyle w:val="VerbatimChar"/>
-          <w:lang w:val="es-ES"/>
+        <w:t xml:space="preserve"> </w:t>
+      </w:r>
+      <w:r>
+        <w:rPr>
+          <w:rStyle w:val="VerbatimChar"/>
         </w:rPr>
         <w:t xml:space="preserve">ipconfig</w:t>
       </w:r>
       <w:r>
-        <w:rPr>
-          <w:lang w:val="es-ES"/>
-        </w:rPr>
-        <w:t xml:space="preserve"> </w:t>
-      </w:r>
-      <w:r>
-        <w:rPr>
-          <w:lang w:val="es-ES"/>
-        </w:rPr>
+        <w:t xml:space="preserve"> </w:t>
+      </w:r>
+      <w:r>
         <w:t xml:space="preserve">que cada una recibe una IP del rango.</w:t>
       </w:r>
     </w:p>
@@ -911,60 +594,37 @@
         <w:pStyle w:val="BlockText"/>
       </w:pPr>
       <w:r>
-        <w:rPr>
-          <w:lang w:val="es-ES"/>
-        </w:rPr>
         <w:t xml:space="preserve">💡</w:t>
       </w:r>
       <w:r>
-        <w:rPr>
-          <w:lang w:val="es-ES"/>
-        </w:rPr>
         <w:t xml:space="preserve"> </w:t>
       </w:r>
       <w:r>
         <w:rPr>
           <w:b/>
           <w:bCs/>
-          <w:lang w:val="es-ES"/>
         </w:rPr>
         <w:t xml:space="preserve">Pista:</w:t>
       </w:r>
       <w:r>
-        <w:rPr>
-          <w:lang w:val="es-ES"/>
-        </w:rPr>
-        <w:t xml:space="preserve"> </w:t>
-      </w:r>
-      <w:r>
-        <w:rPr>
-          <w:lang w:val="es-ES"/>
-        </w:rPr>
+        <w:t xml:space="preserve"> </w:t>
+      </w:r>
+      <w:r>
         <w:t xml:space="preserve">no olvides</w:t>
       </w:r>
       <w:r>
-        <w:rPr>
-          <w:lang w:val="es-ES"/>
-        </w:rPr>
-        <w:t xml:space="preserve"> </w:t>
-      </w:r>
-      <w:r>
-        <w:rPr>
-          <w:rStyle w:val="VerbatimChar"/>
-          <w:lang w:val="es-ES"/>
+        <w:t xml:space="preserve"> </w:t>
+      </w:r>
+      <w:r>
+        <w:rPr>
+          <w:rStyle w:val="VerbatimChar"/>
         </w:rPr>
         <w:t xml:space="preserve">no shutdown</w:t>
       </w:r>
       <w:r>
-        <w:rPr>
-          <w:lang w:val="es-ES"/>
-        </w:rPr>
-        <w:t xml:space="preserve"> </w:t>
-      </w:r>
-      <w:r>
-        <w:rPr>
-          <w:lang w:val="es-ES"/>
-        </w:rPr>
+        <w:t xml:space="preserve"> </w:t>
+      </w:r>
+      <w:r>
         <w:t xml:space="preserve">en la interfaz; si la PC se queda en 169.254.x.x, el pool o la interfaz no está como crees.</w:t>
       </w:r>
     </w:p>
@@ -975,9 +635,6 @@
         <w:pStyle w:val="Heading2"/>
       </w:pPr>
       <w:r>
-        <w:rPr>
-          <w:lang w:val="es-ES"/>
-        </w:rPr>
         <w:t xml:space="preserve">5. APIPA: cuando el DHCP no contesta</w:t>
       </w:r>
     </w:p>
@@ -986,9 +643,6 @@
         <w:pStyle w:val="FirstParagraph"/>
       </w:pPr>
       <w:r>
-        <w:rPr>
-          <w:lang w:val="es-ES"/>
-        </w:rPr>
         <w:t xml:space="preserve">Apaga o desconfigura el servicio DHCP del router (o desconecta el router). Renueva la IP de una PC en DHCP y comprueba la dirección que obtiene. ¿Qué rango es? ¿Puede salir a Internet en este laboratorio?</w:t>
       </w:r>
     </w:p>
@@ -997,35 +651,22 @@
         <w:pStyle w:val="BlockText"/>
       </w:pPr>
       <w:r>
-        <w:rPr>
-          <w:lang w:val="es-ES"/>
-        </w:rPr>
         <w:t xml:space="preserve">💡</w:t>
       </w:r>
       <w:r>
-        <w:rPr>
-          <w:lang w:val="es-ES"/>
-        </w:rPr>
         <w:t xml:space="preserve"> </w:t>
       </w:r>
       <w:r>
         <w:rPr>
           <w:b/>
           <w:bCs/>
-          <w:lang w:val="es-ES"/>
         </w:rPr>
         <w:t xml:space="preserve">Pista:</w:t>
       </w:r>
       <w:r>
-        <w:rPr>
-          <w:lang w:val="es-ES"/>
-        </w:rPr>
-        <w:t xml:space="preserve"> </w:t>
-      </w:r>
-      <w:r>
-        <w:rPr>
-          <w:lang w:val="es-ES"/>
-        </w:rPr>
+        <w:t xml:space="preserve"> </w:t>
+      </w:r>
+      <w:r>
         <w:t xml:space="preserve">el rango lo viste en el punto 1 de la teoría de esta UD.</w:t>
       </w:r>
     </w:p>
@@ -1036,9 +677,6 @@
         <w:pStyle w:val="Heading2"/>
       </w:pPr>
       <w:r>
-        <w:rPr>
-          <w:lang w:val="es-ES"/>
-        </w:rPr>
         <w:t xml:space="preserve">6. Wireshark: el baile DORA</w:t>
       </w:r>
     </w:p>
@@ -1047,129 +685,79 @@
         <w:pStyle w:val="FirstParagraph"/>
       </w:pPr>
       <w:r>
-        <w:rPr>
-          <w:lang w:val="es-ES"/>
-        </w:rPr>
         <w:t xml:space="preserve">Con el DHCP del router</w:t>
       </w:r>
       <w:r>
-        <w:rPr>
-          <w:lang w:val="es-ES"/>
-        </w:rPr>
         <w:t xml:space="preserve"> </w:t>
       </w:r>
       <w:r>
         <w:rPr>
           <w:b/>
           <w:bCs/>
-          <w:lang w:val="es-ES"/>
         </w:rPr>
         <w:t xml:space="preserve">activo</w:t>
       </w:r>
       <w:r>
-        <w:rPr>
-          <w:lang w:val="es-ES"/>
-        </w:rPr>
-        <w:t xml:space="preserve"> </w:t>
-      </w:r>
-      <w:r>
-        <w:rPr>
-          <w:lang w:val="es-ES"/>
-        </w:rPr>
+        <w:t xml:space="preserve"> </w:t>
+      </w:r>
+      <w:r>
         <w:t xml:space="preserve">de nuevo, limpia la configuración de una PC (</w:t>
       </w:r>
       <w:r>
         <w:rPr>
           <w:rStyle w:val="VerbatimChar"/>
-          <w:lang w:val="es-ES"/>
         </w:rPr>
         <w:t xml:space="preserve">ipconfig /release</w:t>
       </w:r>
       <w:r>
-        <w:rPr>
-          <w:lang w:val="es-ES"/>
-        </w:rPr>
-        <w:t xml:space="preserve"> </w:t>
-      </w:r>
-      <w:r>
-        <w:rPr>
-          <w:lang w:val="es-ES"/>
-        </w:rPr>
+        <w:t xml:space="preserve"> </w:t>
+      </w:r>
+      <w:r>
         <w:t xml:space="preserve">y</w:t>
       </w:r>
       <w:r>
-        <w:rPr>
-          <w:lang w:val="es-ES"/>
-        </w:rPr>
-        <w:t xml:space="preserve"> </w:t>
-      </w:r>
-      <w:r>
-        <w:rPr>
-          <w:rStyle w:val="VerbatimChar"/>
-          <w:lang w:val="es-ES"/>
+        <w:t xml:space="preserve"> </w:t>
+      </w:r>
+      <w:r>
+        <w:rPr>
+          <w:rStyle w:val="VerbatimChar"/>
         </w:rPr>
         <w:t xml:space="preserve">/renew</w:t>
       </w:r>
       <w:r>
-        <w:rPr>
-          <w:lang w:val="es-ES"/>
-        </w:rPr>
-        <w:t xml:space="preserve"> </w:t>
-      </w:r>
-      <w:r>
-        <w:rPr>
-          <w:lang w:val="es-ES"/>
-        </w:rPr>
+        <w:t xml:space="preserve"> </w:t>
+      </w:r>
+      <w:r>
         <w:t xml:space="preserve">en Command Prompt) mientras capturas en su interfaz. Filtra</w:t>
       </w:r>
       <w:r>
-        <w:rPr>
-          <w:lang w:val="es-ES"/>
-        </w:rPr>
-        <w:t xml:space="preserve"> </w:t>
-      </w:r>
-      <w:r>
-        <w:rPr>
-          <w:rStyle w:val="VerbatimChar"/>
-          <w:lang w:val="es-ES"/>
+        <w:t xml:space="preserve"> </w:t>
+      </w:r>
+      <w:r>
+        <w:rPr>
+          <w:rStyle w:val="VerbatimChar"/>
         </w:rPr>
         <w:t xml:space="preserve">bootp</w:t>
       </w:r>
       <w:r>
-        <w:rPr>
-          <w:lang w:val="es-ES"/>
-        </w:rPr>
-        <w:t xml:space="preserve"> </w:t>
-      </w:r>
-      <w:r>
-        <w:rPr>
-          <w:lang w:val="es-ES"/>
-        </w:rPr>
+        <w:t xml:space="preserve"> </w:t>
+      </w:r>
+      <w:r>
         <w:t xml:space="preserve">o</w:t>
       </w:r>
       <w:r>
-        <w:rPr>
-          <w:lang w:val="es-ES"/>
-        </w:rPr>
-        <w:t xml:space="preserve"> </w:t>
-      </w:r>
-      <w:r>
-        <w:rPr>
-          <w:rStyle w:val="VerbatimChar"/>
-          <w:lang w:val="es-ES"/>
+        <w:t xml:space="preserve"> </w:t>
+      </w:r>
+      <w:r>
+        <w:rPr>
+          <w:rStyle w:val="VerbatimChar"/>
         </w:rPr>
         <w:t xml:space="preserve">dhcp</w:t>
       </w:r>
       <w:r>
-        <w:rPr>
-          <w:lang w:val="es-ES"/>
-        </w:rPr>
-        <w:t xml:space="preserve"> </w:t>
-      </w:r>
-      <w:r>
-        <w:rPr>
-          <w:lang w:val="es-ES"/>
-        </w:rPr>
+        <w:t xml:space="preserve"> </w:t>
+      </w:r>
+      <w:r>
         <w:t xml:space="preserve">y localiza los 4 mensajes.</w:t>
       </w:r>
     </w:p>
@@ -1178,61 +766,38 @@
         <w:pStyle w:val="BlockText"/>
       </w:pPr>
       <w:r>
-        <w:rPr>
-          <w:lang w:val="es-ES"/>
-        </w:rPr>
         <w:t xml:space="preserve">💡</w:t>
       </w:r>
       <w:r>
-        <w:rPr>
-          <w:lang w:val="es-ES"/>
-        </w:rPr>
         <w:t xml:space="preserve"> </w:t>
       </w:r>
       <w:r>
         <w:rPr>
           <w:b/>
           <w:bCs/>
-          <w:lang w:val="es-ES"/>
         </w:rPr>
         <w:t xml:space="preserve">Pista:</w:t>
       </w:r>
       <w:r>
-        <w:rPr>
-          <w:lang w:val="es-ES"/>
-        </w:rPr>
-        <w:t xml:space="preserve"> </w:t>
-      </w:r>
-      <w:r>
-        <w:rPr>
-          <w:lang w:val="es-ES"/>
-        </w:rPr>
+        <w:t xml:space="preserve"> </w:t>
+      </w:r>
+      <w:r>
         <w:t xml:space="preserve">si tu PT no exporta pcap, usa</w:t>
       </w:r>
       <w:r>
-        <w:rPr>
-          <w:lang w:val="es-ES"/>
-        </w:rPr>
         <w:t xml:space="preserve"> </w:t>
       </w:r>
       <w:r>
         <w:rPr>
           <w:i/>
           <w:iCs/>
-          <w:lang w:val="es-ES"/>
         </w:rPr>
         <w:t xml:space="preserve">Simulation mode</w:t>
       </w:r>
       <w:r>
-        <w:rPr>
-          <w:lang w:val="es-ES"/>
-        </w:rPr>
-        <w:t xml:space="preserve"> </w:t>
-      </w:r>
-      <w:r>
-        <w:rPr>
-          <w:lang w:val="es-ES"/>
-        </w:rPr>
+        <w:t xml:space="preserve"> </w:t>
+      </w:r>
+      <w:r>
         <w:t xml:space="preserve">filtrando DHCP y lee los tipos de mensaje de cada sobre.</w:t>
       </w:r>
     </w:p>
@@ -1243,9 +808,6 @@
         <w:pStyle w:val="Heading2"/>
       </w:pPr>
       <w:r>
-        <w:rPr>
-          <w:lang w:val="es-ES"/>
-        </w:rPr>
         <w:t xml:space="preserve">7. Wireshark: ARP bajo el ping</w:t>
       </w:r>
     </w:p>
@@ -1254,137 +816,86 @@
         <w:pStyle w:val="FirstParagraph"/>
       </w:pPr>
       <w:r>
-        <w:rPr>
-          <w:lang w:val="es-ES"/>
-        </w:rPr>
         <w:t xml:space="preserve">Con la topología del ejercicio 1, borra la caché ARP de</w:t>
       </w:r>
       <w:r>
-        <w:rPr>
-          <w:lang w:val="es-ES"/>
-        </w:rPr>
-        <w:t xml:space="preserve"> </w:t>
-      </w:r>
-      <w:r>
-        <w:rPr>
-          <w:rStyle w:val="VerbatimChar"/>
-          <w:lang w:val="es-ES"/>
+        <w:t xml:space="preserve"> </w:t>
+      </w:r>
+      <w:r>
+        <w:rPr>
+          <w:rStyle w:val="VerbatimChar"/>
         </w:rPr>
         <w:t xml:space="preserve">PC0</w:t>
       </w:r>
       <w:r>
-        <w:rPr>
-          <w:lang w:val="es-ES"/>
-        </w:rPr>
-        <w:t xml:space="preserve"> </w:t>
-      </w:r>
-      <w:r>
-        <w:rPr>
-          <w:lang w:val="es-ES"/>
-        </w:rPr>
+        <w:t xml:space="preserve"> </w:t>
+      </w:r>
+      <w:r>
         <w:t xml:space="preserve">(</w:t>
       </w:r>
       <w:r>
         <w:rPr>
           <w:rStyle w:val="VerbatimChar"/>
-          <w:lang w:val="es-ES"/>
         </w:rPr>
         <w:t xml:space="preserve">arp -d *</w:t>
       </w:r>
       <w:r>
-        <w:rPr>
-          <w:lang w:val="es-ES"/>
-        </w:rPr>
         <w:t xml:space="preserve">) y haz un</w:t>
       </w:r>
       <w:r>
-        <w:rPr>
-          <w:lang w:val="es-ES"/>
-        </w:rPr>
-        <w:t xml:space="preserve"> </w:t>
-      </w:r>
-      <w:r>
-        <w:rPr>
-          <w:rStyle w:val="VerbatimChar"/>
-          <w:lang w:val="es-ES"/>
+        <w:t xml:space="preserve"> </w:t>
+      </w:r>
+      <w:r>
+        <w:rPr>
+          <w:rStyle w:val="VerbatimChar"/>
         </w:rPr>
         <w:t xml:space="preserve">ping</w:t>
       </w:r>
       <w:r>
-        <w:rPr>
-          <w:lang w:val="es-ES"/>
-        </w:rPr>
-        <w:t xml:space="preserve"> </w:t>
-      </w:r>
-      <w:r>
-        <w:rPr>
-          <w:lang w:val="es-ES"/>
-        </w:rPr>
+        <w:t xml:space="preserve"> </w:t>
+      </w:r>
+      <w:r>
         <w:t xml:space="preserve">a</w:t>
       </w:r>
       <w:r>
-        <w:rPr>
-          <w:lang w:val="es-ES"/>
-        </w:rPr>
-        <w:t xml:space="preserve"> </w:t>
-      </w:r>
-      <w:r>
-        <w:rPr>
-          <w:rStyle w:val="VerbatimChar"/>
-          <w:lang w:val="es-ES"/>
+        <w:t xml:space="preserve"> </w:t>
+      </w:r>
+      <w:r>
+        <w:rPr>
+          <w:rStyle w:val="VerbatimChar"/>
         </w:rPr>
         <w:t xml:space="preserve">PC1</w:t>
       </w:r>
       <w:r>
-        <w:rPr>
-          <w:lang w:val="es-ES"/>
-        </w:rPr>
         <w:t xml:space="preserve">. En la captura, separa los</w:t>
       </w:r>
       <w:r>
-        <w:rPr>
-          <w:lang w:val="es-ES"/>
-        </w:rPr>
         <w:t xml:space="preserve"> </w:t>
       </w:r>
       <w:r>
         <w:rPr>
           <w:b/>
           <w:bCs/>
-          <w:lang w:val="es-ES"/>
         </w:rPr>
         <w:t xml:space="preserve">ARP</w:t>
       </w:r>
       <w:r>
-        <w:rPr>
-          <w:lang w:val="es-ES"/>
-        </w:rPr>
-        <w:t xml:space="preserve"> </w:t>
-      </w:r>
-      <w:r>
-        <w:rPr>
-          <w:lang w:val="es-ES"/>
-        </w:rPr>
+        <w:t xml:space="preserve"> </w:t>
+      </w:r>
+      <w:r>
         <w:t xml:space="preserve">(0x0806) de los</w:t>
       </w:r>
       <w:r>
-        <w:rPr>
-          <w:lang w:val="es-ES"/>
-        </w:rPr>
         <w:t xml:space="preserve"> </w:t>
       </w:r>
       <w:r>
         <w:rPr>
           <w:b/>
           <w:bCs/>
-          <w:lang w:val="es-ES"/>
         </w:rPr>
         <w:t xml:space="preserve">ICMP</w:t>
       </w:r>
       <w:r>
-        <w:rPr>
-          <w:lang w:val="es-ES"/>
-        </w:rPr>
         <w:t xml:space="preserve">. ¿Qué ocurre primero y por qué?</w:t>
       </w:r>
     </w:p>
@@ -1393,35 +904,22 @@
         <w:pStyle w:val="BlockText"/>
       </w:pPr>
       <w:r>
-        <w:rPr>
-          <w:lang w:val="es-ES"/>
-        </w:rPr>
         <w:t xml:space="preserve">💡</w:t>
       </w:r>
       <w:r>
-        <w:rPr>
-          <w:lang w:val="es-ES"/>
-        </w:rPr>
         <w:t xml:space="preserve"> </w:t>
       </w:r>
       <w:r>
         <w:rPr>
           <w:b/>
           <w:bCs/>
-          <w:lang w:val="es-ES"/>
         </w:rPr>
         <w:t xml:space="preserve">Pista:</w:t>
       </w:r>
       <w:r>
-        <w:rPr>
-          <w:lang w:val="es-ES"/>
-        </w:rPr>
-        <w:t xml:space="preserve"> </w:t>
-      </w:r>
-      <w:r>
-        <w:rPr>
-          <w:lang w:val="es-ES"/>
-        </w:rPr>
+        <w:t xml:space="preserve"> </w:t>
+      </w:r>
+      <w:r>
         <w:t xml:space="preserve">sin MAC destino no se puede encapsular el ICMP en la trama.</w:t>
       </w:r>
     </w:p>
@@ -1432,9 +930,6 @@
         <w:pStyle w:val="Heading2"/>
       </w:pPr>
       <w:r>
-        <w:rPr>
-          <w:lang w:val="es-ES"/>
-        </w:rPr>
         <w:t xml:space="preserve">8. IPv6 en PT: estático o SLAAC</w:t>
       </w:r>
     </w:p>
@@ -1443,187 +938,114 @@
         <w:pStyle w:val="FirstParagraph"/>
       </w:pPr>
       <w:r>
-        <w:rPr>
-          <w:lang w:val="es-ES"/>
-        </w:rPr>
         <w:t xml:space="preserve">En</w:t>
       </w:r>
       <w:r>
-        <w:rPr>
-          <w:lang w:val="es-ES"/>
-        </w:rPr>
         <w:t xml:space="preserve"> </w:t>
       </w:r>
       <w:r>
         <w:rPr>
           <w:i/>
           <w:iCs/>
-          <w:lang w:val="es-ES"/>
         </w:rPr>
         <w:t xml:space="preserve">Config → IPv6 Configuration</w:t>
       </w:r>
       <w:r>
-        <w:rPr>
-          <w:lang w:val="es-ES"/>
-        </w:rPr>
-        <w:t xml:space="preserve"> </w:t>
-      </w:r>
-      <w:r>
-        <w:rPr>
-          <w:lang w:val="es-ES"/>
-        </w:rPr>
+        <w:t xml:space="preserve"> </w:t>
+      </w:r>
+      <w:r>
         <w:t xml:space="preserve">de las PCs, prueba</w:t>
       </w:r>
       <w:r>
-        <w:rPr>
-          <w:lang w:val="es-ES"/>
-        </w:rPr>
         <w:t xml:space="preserve"> </w:t>
       </w:r>
       <w:r>
         <w:rPr>
           <w:b/>
           <w:bCs/>
-          <w:lang w:val="es-ES"/>
         </w:rPr>
         <w:t xml:space="preserve">ambos</w:t>
       </w:r>
       <w:r>
-        <w:rPr>
-          <w:lang w:val="es-ES"/>
-        </w:rPr>
-        <w:t xml:space="preserve"> </w:t>
-      </w:r>
-      <w:r>
-        <w:rPr>
-          <w:lang w:val="es-ES"/>
-        </w:rPr>
+        <w:t xml:space="preserve"> </w:t>
+      </w:r>
+      <w:r>
         <w:t xml:space="preserve">caminos: (a) dirección estática</w:t>
       </w:r>
       <w:r>
-        <w:rPr>
-          <w:lang w:val="es-ES"/>
-        </w:rPr>
-        <w:t xml:space="preserve"> </w:t>
-      </w:r>
-      <w:r>
-        <w:rPr>
-          <w:rStyle w:val="VerbatimChar"/>
-          <w:lang w:val="es-ES"/>
+        <w:t xml:space="preserve"> </w:t>
+      </w:r>
+      <w:r>
+        <w:rPr>
+          <w:rStyle w:val="VerbatimChar"/>
         </w:rPr>
         <w:t xml:space="preserve">2001:DB8:1::10/64</w:t>
       </w:r>
       <w:r>
-        <w:rPr>
-          <w:lang w:val="es-ES"/>
-        </w:rPr>
-        <w:t xml:space="preserve"> </w:t>
-      </w:r>
-      <w:r>
-        <w:rPr>
-          <w:lang w:val="es-ES"/>
-        </w:rPr>
+        <w:t xml:space="preserve"> </w:t>
+      </w:r>
+      <w:r>
         <w:t xml:space="preserve">+ gateway; (b)</w:t>
       </w:r>
       <w:r>
-        <w:rPr>
-          <w:lang w:val="es-ES"/>
-        </w:rPr>
         <w:t xml:space="preserve"> </w:t>
       </w:r>
       <w:r>
         <w:rPr>
           <w:i/>
           <w:iCs/>
-          <w:lang w:val="es-ES"/>
         </w:rPr>
         <w:t xml:space="preserve">Autoconfig</w:t>
       </w:r>
       <w:r>
-        <w:rPr>
-          <w:lang w:val="es-ES"/>
-        </w:rPr>
-        <w:t xml:space="preserve"> </w:t>
-      </w:r>
-      <w:r>
-        <w:rPr>
-          <w:lang w:val="es-ES"/>
-        </w:rPr>
+        <w:t xml:space="preserve"> </w:t>
+      </w:r>
+      <w:r>
         <w:t xml:space="preserve">/ SLAAC si el router anuncia prefijo (habilita</w:t>
       </w:r>
       <w:r>
-        <w:rPr>
-          <w:lang w:val="es-ES"/>
-        </w:rPr>
-        <w:t xml:space="preserve"> </w:t>
-      </w:r>
-      <w:r>
-        <w:rPr>
-          <w:rStyle w:val="VerbatimChar"/>
-          <w:lang w:val="es-ES"/>
+        <w:t xml:space="preserve"> </w:t>
+      </w:r>
+      <w:r>
+        <w:rPr>
+          <w:rStyle w:val="VerbatimChar"/>
         </w:rPr>
         <w:t xml:space="preserve">ipv6 unicast-routing</w:t>
       </w:r>
       <w:r>
-        <w:rPr>
-          <w:lang w:val="es-ES"/>
-        </w:rPr>
-        <w:t xml:space="preserve"> </w:t>
-      </w:r>
-      <w:r>
-        <w:rPr>
-          <w:lang w:val="es-ES"/>
-        </w:rPr>
+        <w:t xml:space="preserve"> </w:t>
+      </w:r>
+      <w:r>
         <w:t xml:space="preserve">y da una</w:t>
       </w:r>
       <w:r>
-        <w:rPr>
-          <w:lang w:val="es-ES"/>
-        </w:rPr>
-        <w:t xml:space="preserve"> </w:t>
-      </w:r>
-      <w:r>
-        <w:rPr>
-          <w:rStyle w:val="VerbatimChar"/>
-          <w:lang w:val="es-ES"/>
+        <w:t xml:space="preserve"> </w:t>
+      </w:r>
+      <w:r>
+        <w:rPr>
+          <w:rStyle w:val="VerbatimChar"/>
         </w:rPr>
         <w:t xml:space="preserve">ipv6 address …/64</w:t>
       </w:r>
       <w:r>
-        <w:rPr>
-          <w:lang w:val="es-ES"/>
-        </w:rPr>
-        <w:t xml:space="preserve"> </w:t>
-      </w:r>
-      <w:r>
-        <w:rPr>
-          <w:lang w:val="es-ES"/>
-        </w:rPr>
+        <w:t xml:space="preserve"> </w:t>
+      </w:r>
+      <w:r>
         <w:t xml:space="preserve">a G0/0). Comprueba con</w:t>
       </w:r>
       <w:r>
-        <w:rPr>
-          <w:lang w:val="es-ES"/>
-        </w:rPr>
-        <w:t xml:space="preserve"> </w:t>
-      </w:r>
-      <w:r>
-        <w:rPr>
-          <w:rStyle w:val="VerbatimChar"/>
-          <w:lang w:val="es-ES"/>
+        <w:t xml:space="preserve"> </w:t>
+      </w:r>
+      <w:r>
+        <w:rPr>
+          <w:rStyle w:val="VerbatimChar"/>
         </w:rPr>
         <w:t xml:space="preserve">ping</w:t>
       </w:r>
       <w:r>
-        <w:rPr>
-          <w:lang w:val="es-ES"/>
-        </w:rPr>
-        <w:t xml:space="preserve"> </w:t>
-      </w:r>
-      <w:r>
-        <w:rPr>
-          <w:lang w:val="es-ES"/>
-        </w:rPr>
+        <w:t xml:space="preserve"> </w:t>
+      </w:r>
+      <w:r>
         <w:t xml:space="preserve">IPv6 entre PCs o hacia el router.</w:t>
       </w:r>
     </w:p>
@@ -1632,35 +1054,22 @@
         <w:pStyle w:val="BlockText"/>
       </w:pPr>
       <w:r>
-        <w:rPr>
-          <w:lang w:val="es-ES"/>
-        </w:rPr>
         <w:t xml:space="preserve">💡</w:t>
       </w:r>
       <w:r>
-        <w:rPr>
-          <w:lang w:val="es-ES"/>
-        </w:rPr>
         <w:t xml:space="preserve"> </w:t>
       </w:r>
       <w:r>
         <w:rPr>
           <w:b/>
           <w:bCs/>
-          <w:lang w:val="es-ES"/>
         </w:rPr>
         <w:t xml:space="preserve">Pista:</w:t>
       </w:r>
       <w:r>
-        <w:rPr>
-          <w:lang w:val="es-ES"/>
-        </w:rPr>
-        <w:t xml:space="preserve"> </w:t>
-      </w:r>
-      <w:r>
-        <w:rPr>
-          <w:lang w:val="es-ES"/>
-        </w:rPr>
+        <w:t xml:space="preserve"> </w:t>
+      </w:r>
+      <w:r>
         <w:t xml:space="preserve">recuerda el comando global que no puede faltar en el router (punto 16 de la unidad).</w:t>
       </w:r>
     </w:p>
@@ -1678,9 +1087,6 @@
         <w:pStyle w:val="Heading2"/>
       </w:pPr>
       <w:r>
-        <w:rPr>
-          <w:lang w:val="es-ES"/>
-        </w:rPr>
         <w:t xml:space="preserve">📋 Criterios de esta práctica</w:t>
       </w:r>
     </w:p>
@@ -1706,9 +1112,6 @@
               <w:pStyle w:val="Compact"/>
             </w:pPr>
             <w:r>
-              <w:rPr>
-                <w:lang w:val="es-ES"/>
-              </w:rPr>
               <w:t xml:space="preserve">Ejercicio</w:t>
             </w:r>
           </w:p>
@@ -1720,9 +1123,6 @@
               <w:pStyle w:val="Compact"/>
             </w:pPr>
             <w:r>
-              <w:rPr>
-                <w:lang w:val="es-ES"/>
-              </w:rPr>
               <w:t xml:space="preserve">Concepto UD3</w:t>
             </w:r>
           </w:p>
@@ -1734,9 +1134,6 @@
               <w:pStyle w:val="Compact"/>
             </w:pPr>
             <w:r>
-              <w:rPr>
-                <w:lang w:val="es-ES"/>
-              </w:rPr>
               <w:t xml:space="preserve">Punto</w:t>
             </w:r>
           </w:p>
@@ -1750,9 +1147,6 @@
               <w:pStyle w:val="Compact"/>
             </w:pPr>
             <w:r>
-              <w:rPr>
-                <w:lang w:val="es-ES"/>
-              </w:rPr>
               <w:t xml:space="preserve">1</w:t>
             </w:r>
           </w:p>
@@ -1764,9 +1158,6 @@
               <w:pStyle w:val="Compact"/>
             </w:pPr>
             <w:r>
-              <w:rPr>
-                <w:lang w:val="es-ES"/>
-              </w:rPr>
               <w:t xml:space="preserve">IP estática y misma subred</w:t>
             </w:r>
           </w:p>
@@ -1778,9 +1169,6 @@
               <w:pStyle w:val="Compact"/>
             </w:pPr>
             <w:r>
-              <w:rPr>
-                <w:lang w:val="es-ES"/>
-              </w:rPr>
               <w:t xml:space="preserve">1–2</w:t>
             </w:r>
           </w:p>
@@ -1794,9 +1182,6 @@
               <w:pStyle w:val="Compact"/>
             </w:pPr>
             <w:r>
-              <w:rPr>
-                <w:lang w:val="es-ES"/>
-              </w:rPr>
               <w:t xml:space="preserve">2–3</w:t>
             </w:r>
           </w:p>
@@ -1808,9 +1193,6 @@
               <w:pStyle w:val="Compact"/>
             </w:pPr>
             <w:r>
-              <w:rPr>
-                <w:lang w:val="es-ES"/>
-              </w:rPr>
               <w:t xml:space="preserve">AND, máscaras, límites de subred</w:t>
             </w:r>
           </w:p>
@@ -1822,9 +1204,6 @@
               <w:pStyle w:val="Compact"/>
             </w:pPr>
             <w:r>
-              <w:rPr>
-                <w:lang w:val="es-ES"/>
-              </w:rPr>
               <w:t xml:space="preserve">2, 5–6</w:t>
             </w:r>
           </w:p>
@@ -1838,9 +1217,6 @@
               <w:pStyle w:val="Compact"/>
             </w:pPr>
             <w:r>
-              <w:rPr>
-                <w:lang w:val="es-ES"/>
-              </w:rPr>
               <w:t xml:space="preserve">4–5</w:t>
             </w:r>
           </w:p>
@@ -1852,9 +1228,6 @@
               <w:pStyle w:val="Compact"/>
             </w:pPr>
             <w:r>
-              <w:rPr>
-                <w:lang w:val="es-ES"/>
-              </w:rPr>
               <w:t xml:space="preserve">DHCP pool, excluded, APIPA</w:t>
             </w:r>
           </w:p>
@@ -1866,9 +1239,6 @@
               <w:pStyle w:val="Compact"/>
             </w:pPr>
             <w:r>
-              <w:rPr>
-                <w:lang w:val="es-ES"/>
-              </w:rPr>
               <w:t xml:space="preserve">8</w:t>
             </w:r>
           </w:p>
@@ -1882,9 +1252,6 @@
               <w:pStyle w:val="Compact"/>
             </w:pPr>
             <w:r>
-              <w:rPr>
-                <w:lang w:val="es-ES"/>
-              </w:rPr>
               <w:t xml:space="preserve">6</w:t>
             </w:r>
           </w:p>
@@ -1896,9 +1263,6 @@
               <w:pStyle w:val="Compact"/>
             </w:pPr>
             <w:r>
-              <w:rPr>
-                <w:lang w:val="es-ES"/>
-              </w:rPr>
               <w:t xml:space="preserve">DORA paso a paso</w:t>
             </w:r>
           </w:p>
@@ -1910,9 +1274,6 @@
               <w:pStyle w:val="Compact"/>
             </w:pPr>
             <w:r>
-              <w:rPr>
-                <w:lang w:val="es-ES"/>
-              </w:rPr>
               <w:t xml:space="preserve">8</w:t>
             </w:r>
           </w:p>
@@ -1926,9 +1287,6 @@
               <w:pStyle w:val="Compact"/>
             </w:pPr>
             <w:r>
-              <w:rPr>
-                <w:lang w:val="es-ES"/>
-              </w:rPr>
               <w:t xml:space="preserve">7</w:t>
             </w:r>
           </w:p>
@@ -1940,9 +1298,6 @@
               <w:pStyle w:val="Compact"/>
             </w:pPr>
             <w:r>
-              <w:rPr>
-                <w:lang w:val="es-ES"/>
-              </w:rPr>
               <w:t xml:space="preserve">ARP (puente UD2→UD3)</w:t>
             </w:r>
           </w:p>
@@ -1954,9 +1309,6 @@
               <w:pStyle w:val="Compact"/>
             </w:pPr>
             <w:r>
-              <w:rPr>
-                <w:lang w:val="es-ES"/>
-              </w:rPr>
               <w:t xml:space="preserve">1</w:t>
             </w:r>
           </w:p>
@@ -1970,9 +1322,6 @@
               <w:pStyle w:val="Compact"/>
             </w:pPr>
             <w:r>
-              <w:rPr>
-                <w:lang w:val="es-ES"/>
-              </w:rPr>
               <w:t xml:space="preserve">8</w:t>
             </w:r>
           </w:p>
@@ -1984,9 +1333,6 @@
               <w:pStyle w:val="Compact"/>
             </w:pPr>
             <w:r>
-              <w:rPr>
-                <w:lang w:val="es-ES"/>
-              </w:rPr>
               <w:t xml:space="preserve">IPv6 estático / SLAAC</w:t>
             </w:r>
           </w:p>
@@ -1998,9 +1344,6 @@
               <w:pStyle w:val="Compact"/>
             </w:pPr>
             <w:r>
-              <w:rPr>
-                <w:lang w:val="es-ES"/>
-              </w:rPr>
               <w:t xml:space="preserve">12, 16</w:t>
             </w:r>
           </w:p>
@@ -2019,63 +1362,42 @@
         <w:pStyle w:val="FirstParagraph"/>
       </w:pPr>
       <w:r>
-        <w:rPr>
-          <w:lang w:val="es-ES"/>
-        </w:rPr>
         <w:t xml:space="preserve">📚</w:t>
       </w:r>
       <w:r>
-        <w:rPr>
-          <w:lang w:val="es-ES"/>
-        </w:rPr>
         <w:t xml:space="preserve"> </w:t>
       </w:r>
       <w:hyperlink r:id="rId18">
         <w:r>
           <w:rPr>
             <w:rStyle w:val="Hyperlink"/>
-            <w:lang w:val="es-ES"/>
           </w:rPr>
           <w:t xml:space="preserve">Volver al índice de la unidad</w:t>
         </w:r>
       </w:hyperlink>
       <w:r>
-        <w:rPr>
-          <w:lang w:val="es-ES"/>
-        </w:rPr>
-        <w:t xml:space="preserve"> </w:t>
-      </w:r>
-      <w:r>
-        <w:rPr>
-          <w:lang w:val="es-ES"/>
-        </w:rPr>
+        <w:t xml:space="preserve"> </w:t>
+      </w:r>
+      <w:r>
         <w:t xml:space="preserve">·</w:t>
       </w:r>
       <w:r>
-        <w:rPr>
-          <w:lang w:val="es-ES"/>
-        </w:rPr>
         <w:t xml:space="preserve"> </w:t>
       </w:r>
       <w:r>
         <w:rPr>
           <w:b/>
           <w:bCs/>
-          <w:lang w:val="es-ES"/>
         </w:rPr>
         <w:t xml:space="preserve">También:</w:t>
       </w:r>
       <w:r>
-        <w:rPr>
-          <w:lang w:val="es-ES"/>
-        </w:rPr>
         <w:t xml:space="preserve"> </w:t>
       </w:r>
       <w:hyperlink r:id="rId19">
         <w:r>
           <w:rPr>
             <w:rStyle w:val="Hyperlink"/>
-            <w:lang w:val="es-ES"/>
           </w:rPr>
           <w:t xml:space="preserve">Resuelto</w:t>
         </w:r>

--- a/docx/03-direccionamiento-ip/boletin-U03-packettracer.docx
+++ b/docx/03-direccionamiento-ip/boletin-U03-packettracer.docx
@@ -28,23 +28,23 @@
         </w:p>
       </w:sdtContent>
     </w:sdt>
-    <w:bookmarkStart w:id="9" w:name="boletín-ud3-packet-tracer"/>
+    <w:bookmarkStart w:id="9" w:name="Xb00b8a2faeda80250620d0e4857e736694f707e"/>
     <w:p>
       <w:pPr>
         <w:pStyle w:val="Heading1"/>
       </w:pPr>
       <w:r>
-        <w:t xml:space="preserve">Boletín UD3 — Packet Tracer</w:t>
+        <w:t xml:space="preserve">Boletín de Direccionamiento IP — Packet Tracer</w:t>
       </w:r>
     </w:p>
     <w:bookmarkEnd w:id="9"/>
-    <w:bookmarkStart w:id="21" w:name="boletín-ud3-packet-tracer-1"/>
+    <w:bookmarkStart w:id="21" w:name="X0517776a872d8cc4c89ebecd76d86ecfccb4a54"/>
     <w:p>
       <w:pPr>
         <w:pStyle w:val="Heading1"/>
       </w:pPr>
       <w:r>
-        <w:t xml:space="preserve">🖥️ Boletín UD3 — Packet Tracer</w:t>
+        <w:t xml:space="preserve">🖥️ Boletín de Direccionamiento IP — Packet Tracer</w:t>
       </w:r>
     </w:p>
     <w:p>
@@ -1123,7 +1123,7 @@
               <w:pStyle w:val="Compact"/>
             </w:pPr>
             <w:r>
-              <w:t xml:space="preserve">Concepto UD3</w:t>
+              <w:t xml:space="preserve">Concepto</w:t>
             </w:r>
           </w:p>
         </w:tc>
@@ -1298,7 +1298,7 @@
               <w:pStyle w:val="Compact"/>
             </w:pPr>
             <w:r>
-              <w:t xml:space="preserve">ARP (puente UD2→UD3)</w:t>
+              <w:t xml:space="preserve">ARP (puente con la trama)</w:t>
             </w:r>
           </w:p>
         </w:tc>

--- a/docx/03-direccionamiento-ip/boletin-U03-packettracer.docx
+++ b/docx/03-direccionamiento-ip/boletin-U03-packettracer.docx
@@ -667,7 +667,7 @@
         <w:t xml:space="preserve"> </w:t>
       </w:r>
       <w:r>
-        <w:t xml:space="preserve">el rango lo viste en el punto 1 de la teoría de esta UD.</w:t>
+        <w:t xml:space="preserve">el rango lo viste en el punto 1 de la teoría de esta unidad.</w:t>
       </w:r>
     </w:p>
     <w:bookmarkEnd w:id="14"/>
@@ -948,7 +948,7 @@
           <w:i/>
           <w:iCs/>
         </w:rPr>
-        <w:t xml:space="preserve">Config → IPv6 Configuration</w:t>
+        <w:t xml:space="preserve">Desktop → IPv6 Configuration</w:t>
       </w:r>
       <w:r>
         <w:t xml:space="preserve"> </w:t>
